--- a/backend/data/Fristgerechte_Kündigung_Yourfone.docx
+++ b/backend/data/Fristgerechte_Kündigung_Yourfone.docx
@@ -71,27 +71,7 @@
           <w:sz w:val="28"/>
           <w:szCs w:val="28"/>
         </w:rPr>
-        <w:t>Wilhelm-R</w:t>
-      </w:r>
-      <w:r>
-        <w:rPr>
-          <w:rFonts w:ascii="Calibri" w:hAnsi="Calibri" w:cs="Calibri"/>
-          <w:b/>
-          <w:bCs/>
-          <w:sz w:val="28"/>
-          <w:szCs w:val="28"/>
-        </w:rPr>
-        <w:t>ö</w:t>
-      </w:r>
-      <w:r>
-        <w:rPr>
-          <w:rFonts w:ascii="Calibri" w:hAnsi="Calibri" w:cs="Calibri"/>
-          <w:b/>
-          <w:bCs/>
-          <w:sz w:val="28"/>
-          <w:szCs w:val="28"/>
-        </w:rPr>
-        <w:t>ntgen-Str. 1-5</w:t>
+        <w:t>Lindleystraße 11. D</w:t>
       </w:r>
     </w:p>
     <w:p>
@@ -108,15 +88,8 @@
           <w:sz w:val="28"/>
           <w:szCs w:val="28"/>
         </w:rPr>
-        <w:t>63477 Maintal</w:t>
+        <w:t>60314 Frankfurt am Main</w:t>
       </w:r>
-    </w:p>
-    <w:p>
-      <w:pPr>
-        <w:rPr>
-          <w:rFonts w:ascii="Calibri" w:hAnsi="Calibri" w:cs="Calibri"/>
-        </w:rPr>
-      </w:pPr>
       <w:r>
         <w:rPr>
           <w:rFonts w:ascii="Calibri" w:hAnsi="Calibri" w:cs="Calibri"/>
@@ -710,7 +683,6 @@
         <w:rPr>
           <w:rFonts w:ascii="Calibri" w:hAnsi="Calibri" w:cs="Calibri"/>
         </w:rPr>
-        <w:lastRenderedPageBreak/>
         <w:t>}{% set _=meta([</w:t>
       </w:r>
     </w:p>
@@ -724,6 +696,7 @@
         <w:rPr>
           <w:rFonts w:ascii="Calibri" w:hAnsi="Calibri" w:cs="Calibri"/>
         </w:rPr>
+        <w:lastRenderedPageBreak/>
         <w:t xml:space="preserve">        {"name":"</w:t>
       </w:r>
       <w:r>
@@ -754,7 +727,7 @@
         <w:rPr>
           <w:rFonts w:ascii="Calibri" w:hAnsi="Calibri" w:cs="Calibri"/>
         </w:rPr>
-        <w:t>0</w:t>
+        <w:t>1</w:t>
       </w:r>
       <w:r>
         <w:rPr>
@@ -847,6 +820,7 @@
       <w:pPr>
         <w:rPr>
           <w:rFonts w:ascii="Calibri" w:hAnsi="Calibri" w:cs="Calibri"/>
+          <w:lang w:val="en-US"/>
         </w:rPr>
       </w:pPr>
       <w:r>
@@ -858,24 +832,28 @@
       <w:r>
         <w:rPr>
           <w:rFonts w:ascii="Calibri" w:hAnsi="Calibri" w:cs="Calibri"/>
+          <w:lang w:val="en-US"/>
         </w:rPr>
         <w:t>"provider":["</w:t>
       </w:r>
       <w:r>
         <w:rPr>
           <w:rFonts w:ascii="Calibri" w:hAnsi="Calibri" w:cs="Calibri"/>
+          <w:lang w:val="en-US"/>
         </w:rPr>
         <w:t>Yourfone</w:t>
       </w:r>
       <w:r>
         <w:rPr>
           <w:rFonts w:ascii="Calibri" w:hAnsi="Calibri" w:cs="Calibri"/>
+          <w:lang w:val="en-US"/>
         </w:rPr>
         <w:t>"]</w:t>
       </w:r>
       <w:r>
         <w:rPr>
           <w:rFonts w:ascii="Calibri" w:hAnsi="Calibri" w:cs="Calibri"/>
+          <w:lang w:val="en-US"/>
         </w:rPr>
         <w:t>,</w:t>
       </w:r>
@@ -885,11 +863,13 @@
         <w:ind w:firstLine="708"/>
         <w:rPr>
           <w:rFonts w:ascii="Calibri" w:hAnsi="Calibri" w:cs="Calibri"/>
+          <w:lang w:val="en-US"/>
         </w:rPr>
       </w:pPr>
       <w:r>
         <w:rPr>
           <w:rFonts w:ascii="Calibri" w:hAnsi="Calibri" w:cs="Calibri"/>
+          <w:lang w:val="en-US"/>
         </w:rPr>
         <w:t>"vertragstyp":["Mobilfunk"]</w:t>
       </w:r>
@@ -898,6 +878,7 @@
       <w:pPr>
         <w:rPr>
           <w:rFonts w:ascii="Calibri" w:hAnsi="Calibri" w:cs="Calibri"/>
+          <w:lang w:val="en-US"/>
         </w:rPr>
       </w:pPr>
     </w:p>
@@ -905,11 +886,13 @@
       <w:pPr>
         <w:rPr>
           <w:rFonts w:ascii="Calibri" w:hAnsi="Calibri" w:cs="Calibri"/>
+          <w:lang w:val="en-US"/>
         </w:rPr>
       </w:pPr>
       <w:r>
         <w:rPr>
           <w:rFonts w:ascii="Calibri" w:hAnsi="Calibri" w:cs="Calibri"/>
+          <w:lang w:val="en-US"/>
         </w:rPr>
         <w:t xml:space="preserve">        }</w:t>
       </w:r>
@@ -918,11 +901,13 @@
       <w:pPr>
         <w:rPr>
           <w:rFonts w:ascii="Calibri" w:hAnsi="Calibri" w:cs="Calibri"/>
+          <w:lang w:val="en-US"/>
         </w:rPr>
       </w:pPr>
       <w:r>
         <w:rPr>
           <w:rFonts w:ascii="Calibri" w:hAnsi="Calibri" w:cs="Calibri"/>
+          <w:lang w:val="en-US"/>
         </w:rPr>
         <w:t xml:space="preserve">    ])%</w:t>
       </w:r>
@@ -931,11 +916,13 @@
       <w:pPr>
         <w:rPr>
           <w:rFonts w:ascii="Calibri" w:hAnsi="Calibri" w:cs="Calibri"/>
+          <w:lang w:val="en-US"/>
         </w:rPr>
       </w:pPr>
       <w:r>
         <w:rPr>
           <w:rFonts w:ascii="Calibri" w:hAnsi="Calibri" w:cs="Calibri"/>
+          <w:lang w:val="en-US"/>
         </w:rPr>
         <w:t>}{% set _=layout([</w:t>
       </w:r>
@@ -949,8 +936,15 @@
       <w:r>
         <w:rPr>
           <w:rFonts w:ascii="Calibri" w:hAnsi="Calibri" w:cs="Calibri"/>
+          <w:lang w:val="en-US"/>
         </w:rPr>
-        <w:t xml:space="preserve">        {"Stammdaten":[</w:t>
+        <w:t xml:space="preserve">        </w:t>
+      </w:r>
+      <w:r>
+        <w:rPr>
+          <w:rFonts w:ascii="Calibri" w:hAnsi="Calibri" w:cs="Calibri"/>
+        </w:rPr>
+        <w:t>{"Stammdaten":[</w:t>
       </w:r>
     </w:p>
     <w:p>

--- a/backend/data/Fristgerechte_Kündigung_Yourfone.docx
+++ b/backend/data/Fristgerechte_Kündigung_Yourfone.docx
@@ -746,7 +746,25 @@
         <w:rPr>
           <w:rFonts w:ascii="Calibri" w:hAnsi="Calibri" w:cs="Calibri"/>
         </w:rPr>
-        <w:t xml:space="preserve">            "category":["Kündigung"],</w:t>
+        <w:t xml:space="preserve">            "category":["</w:t>
+      </w:r>
+      <w:r>
+        <w:rPr>
+          <w:rFonts w:ascii="Calibri" w:hAnsi="Calibri" w:cs="Calibri"/>
+        </w:rPr>
+        <w:t>Fristgerechte</w:t>
+      </w:r>
+      <w:r>
+        <w:rPr>
+          <w:rFonts w:ascii="Calibri" w:hAnsi="Calibri" w:cs="Calibri"/>
+        </w:rPr>
+        <w:t xml:space="preserve"> </w:t>
+      </w:r>
+      <w:r>
+        <w:rPr>
+          <w:rFonts w:ascii="Calibri" w:hAnsi="Calibri" w:cs="Calibri"/>
+        </w:rPr>
+        <w:t>Kündigung"],</w:t>
       </w:r>
     </w:p>
     <w:p>
